--- a/合作指引.docx
+++ b/合作指引.docx
@@ -114,6 +114,286 @@
         </w:rPr>
         <w:t>音效素材：游戏内录制</w:t>
       </w:r>
+    </w:p>
+    <w:p>
+      <w:pPr>
+        <w:ind w:firstLine="420" w:firstLineChars="0"/>
+        <w:rPr>
+          <w:rFonts w:hint="default"/>
+          <w:lang w:val="en-US" w:eastAsia="zh-CN"/>
+        </w:rPr>
+      </w:pPr>
+    </w:p>
+    <w:p>
+      <w:pPr>
+        <w:rPr>
+          <w:rFonts w:hint="eastAsia"/>
+          <w:lang w:val="en-US" w:eastAsia="zh-CN"/>
+        </w:rPr>
+      </w:pPr>
+      <w:r>
+        <w:rPr>
+          <w:rFonts w:hint="eastAsia"/>
+          <w:lang w:val="en-US" w:eastAsia="zh-CN"/>
+        </w:rPr>
+        <w:t>模型素材：</w:t>
+      </w:r>
+    </w:p>
+    <w:p>
+      <w:pPr>
+        <w:ind w:firstLine="420" w:firstLineChars="0"/>
+        <w:rPr>
+          <w:rFonts w:hint="eastAsia"/>
+          <w:lang w:val="en-US" w:eastAsia="zh-CN"/>
+        </w:rPr>
+      </w:pPr>
+      <w:r>
+        <w:rPr>
+          <w:rFonts w:hint="eastAsia"/>
+          <w:lang w:val="en-US" w:eastAsia="zh-CN"/>
+        </w:rPr>
+        <w:t>模之屋</w:t>
+      </w:r>
+    </w:p>
+    <w:p>
+      <w:pPr>
+        <w:rPr>
+          <w:rFonts w:hint="default"/>
+          <w:lang w:val="en-US" w:eastAsia="zh-CN"/>
+        </w:rPr>
+      </w:pPr>
+    </w:p>
+    <w:p>
+      <w:pPr>
+        <w:rPr>
+          <w:rFonts w:hint="eastAsia"/>
+          <w:lang w:val="en-US" w:eastAsia="zh-CN"/>
+        </w:rPr>
+      </w:pPr>
+      <w:r>
+        <w:rPr>
+          <w:rFonts w:hint="eastAsia"/>
+          <w:lang w:val="en-US" w:eastAsia="zh-CN"/>
+        </w:rPr>
+        <w:t>动作素材</w:t>
+      </w:r>
+    </w:p>
+    <w:p>
+      <w:pPr>
+        <w:ind w:firstLine="420" w:firstLineChars="0"/>
+        <w:rPr>
+          <w:rFonts w:hint="eastAsia"/>
+          <w:lang w:val="en-US" w:eastAsia="zh-CN"/>
+        </w:rPr>
+      </w:pPr>
+      <w:r>
+        <w:rPr>
+          <w:rFonts w:hint="eastAsia"/>
+          <w:lang w:val="en-US" w:eastAsia="zh-CN"/>
+        </w:rPr>
+        <w:t>网络收集或者自己k</w:t>
+      </w:r>
+    </w:p>
+    <w:p>
+      <w:pPr>
+        <w:ind w:firstLine="420" w:firstLineChars="0"/>
+        <w:rPr>
+          <w:rFonts w:hint="default"/>
+          <w:lang w:val="en-US" w:eastAsia="zh-CN"/>
+        </w:rPr>
+      </w:pPr>
+      <w:r>
+        <w:rPr>
+          <w:rFonts w:hint="eastAsia"/>
+          <w:lang w:val="en-US" w:eastAsia="zh-CN"/>
+        </w:rPr>
+        <w:t>命名规则：</w:t>
+      </w:r>
+    </w:p>
+    <w:p>
+      <w:pPr>
+        <w:ind w:firstLine="420" w:firstLineChars="0"/>
+        <w:rPr>
+          <w:rFonts w:hint="eastAsia"/>
+          <w:lang w:val="en-US" w:eastAsia="zh-CN"/>
+        </w:rPr>
+      </w:pPr>
+    </w:p>
+    <w:p>
+      <w:pPr>
+        <w:rPr>
+          <w:rFonts w:hint="eastAsia"/>
+          <w:lang w:val="en-US" w:eastAsia="zh-CN"/>
+        </w:rPr>
+      </w:pPr>
+      <w:r>
+        <w:rPr>
+          <w:rFonts w:hint="eastAsia"/>
+          <w:lang w:val="en-US" w:eastAsia="zh-CN"/>
+        </w:rPr>
+        <w:t>组装：</w:t>
+      </w:r>
+    </w:p>
+    <w:p>
+      <w:pPr>
+        <w:ind w:firstLine="420" w:firstLineChars="0"/>
+        <w:rPr>
+          <w:rFonts w:hint="eastAsia"/>
+          <w:lang w:val="en-US" w:eastAsia="zh-CN"/>
+        </w:rPr>
+      </w:pPr>
+      <w:r>
+        <w:rPr>
+          <w:rFonts w:hint="eastAsia"/>
+          <w:lang w:val="en-US" w:eastAsia="zh-CN"/>
+        </w:rPr>
+        <w:t>人物预制体制作</w:t>
+      </w:r>
+    </w:p>
+    <w:p>
+      <w:pPr>
+        <w:ind w:firstLine="420" w:firstLineChars="0"/>
+        <w:rPr>
+          <w:rFonts w:hint="eastAsia"/>
+          <w:lang w:val="en-US" w:eastAsia="zh-CN"/>
+        </w:rPr>
+      </w:pPr>
+      <w:r>
+        <w:rPr>
+          <w:rFonts w:hint="eastAsia"/>
+          <w:lang w:val="en-US" w:eastAsia="zh-CN"/>
+        </w:rPr>
+        <w:t>打开xxxx文件夹</w:t>
+      </w:r>
+    </w:p>
+    <w:p>
+      <w:pPr>
+        <w:ind w:firstLine="420" w:firstLineChars="0"/>
+        <w:rPr>
+          <w:rFonts w:hint="eastAsia"/>
+          <w:lang w:val="en-US" w:eastAsia="zh-CN"/>
+        </w:rPr>
+      </w:pPr>
+      <w:r>
+        <w:rPr>
+          <w:rFonts w:hint="eastAsia"/>
+          <w:lang w:val="en-US" w:eastAsia="zh-CN"/>
+        </w:rPr>
+        <w:t>将模版组件</w:t>
+      </w:r>
+    </w:p>
+    <w:p>
+      <w:pPr>
+        <w:ind w:firstLine="420" w:firstLineChars="0"/>
+        <w:rPr>
+          <w:rFonts w:hint="eastAsia"/>
+          <w:lang w:val="en-US" w:eastAsia="zh-CN"/>
+        </w:rPr>
+      </w:pPr>
+      <w:r>
+        <w:rPr>
+          <w:rFonts w:hint="eastAsia"/>
+          <w:lang w:val="en-US" w:eastAsia="zh-CN"/>
+        </w:rPr>
+        <w:t>复制模板脚本（或者机制相似的人物）内容，重命名</w:t>
+      </w:r>
+    </w:p>
+    <w:p>
+      <w:pPr>
+        <w:pStyle w:val="2"/>
+        <w:bidi w:val="0"/>
+        <w:rPr>
+          <w:rFonts w:hint="eastAsia"/>
+          <w:lang w:val="en-US" w:eastAsia="zh-CN"/>
+        </w:rPr>
+      </w:pPr>
+      <w:r>
+        <w:rPr>
+          <w:rFonts w:hint="eastAsia"/>
+          <w:lang w:val="en-US" w:eastAsia="zh-CN"/>
+        </w:rPr>
+        <w:t>新人物接入流程</w:t>
+      </w:r>
+    </w:p>
+    <w:p>
+      <w:pPr>
+        <w:ind w:firstLine="420" w:firstLineChars="0"/>
+        <w:rPr>
+          <w:rFonts w:hint="eastAsia"/>
+          <w:lang w:val="en-US" w:eastAsia="zh-CN"/>
+        </w:rPr>
+      </w:pPr>
+      <w:r>
+        <w:rPr>
+          <w:rFonts w:hint="eastAsia"/>
+          <w:lang w:val="en-US" w:eastAsia="zh-CN"/>
+        </w:rPr>
+        <w:t>1收集素材</w:t>
+      </w:r>
+    </w:p>
+    <w:p>
+      <w:pPr>
+        <w:ind w:firstLine="420" w:firstLineChars="0"/>
+        <w:rPr>
+          <w:rFonts w:hint="eastAsia"/>
+          <w:lang w:val="en-US" w:eastAsia="zh-CN"/>
+        </w:rPr>
+      </w:pPr>
+      <w:r>
+        <w:rPr>
+          <w:rFonts w:hint="eastAsia"/>
+          <w:lang w:val="en-US" w:eastAsia="zh-CN"/>
+        </w:rPr>
+        <w:t>模型下载：</w:t>
+      </w:r>
+    </w:p>
+    <w:p>
+      <w:pPr>
+        <w:ind w:firstLine="420" w:firstLineChars="0"/>
+        <w:rPr>
+          <w:rFonts w:hint="eastAsia"/>
+          <w:lang w:val="en-US" w:eastAsia="zh-CN"/>
+        </w:rPr>
+      </w:pPr>
+      <w:r>
+        <w:rPr>
+          <w:rFonts w:hint="eastAsia"/>
+          <w:lang w:val="en-US" w:eastAsia="zh-CN"/>
+        </w:rPr>
+        <w:t>图片素材下载</w:t>
+      </w:r>
+    </w:p>
+    <w:p>
+      <w:pPr>
+        <w:ind w:firstLine="420" w:firstLineChars="0"/>
+        <w:rPr>
+          <w:rFonts w:hint="eastAsia"/>
+          <w:lang w:val="en-US" w:eastAsia="zh-CN"/>
+        </w:rPr>
+      </w:pPr>
+      <w:r>
+        <w:rPr>
+          <w:rFonts w:hint="eastAsia"/>
+          <w:lang w:val="en-US" w:eastAsia="zh-CN"/>
+        </w:rPr>
+        <w:t>人物头像：</w:t>
+      </w:r>
+    </w:p>
+    <w:p>
+      <w:pPr>
+        <w:ind w:firstLine="420" w:firstLineChars="0"/>
+        <w:rPr>
+          <w:rFonts w:hint="default"/>
+          <w:lang w:val="en-US" w:eastAsia="zh-CN"/>
+        </w:rPr>
+      </w:pPr>
+      <w:r>
+        <w:rPr>
+          <w:rFonts w:hint="eastAsia"/>
+          <w:lang w:val="en-US" w:eastAsia="zh-CN"/>
+        </w:rPr>
+        <w:t>代码和脚本</w:t>
+      </w:r>
       <w:bookmarkStart w:id="0" w:name="_GoBack"/>
       <w:bookmarkEnd w:id="0"/>
     </w:p>
@@ -125,180 +405,6 @@
           <w:lang w:val="en-US" w:eastAsia="zh-CN"/>
         </w:rPr>
       </w:pPr>
-    </w:p>
-    <w:p>
-      <w:pPr>
-        <w:rPr>
-          <w:rFonts w:hint="eastAsia"/>
-          <w:lang w:val="en-US" w:eastAsia="zh-CN"/>
-        </w:rPr>
-      </w:pPr>
-      <w:r>
-        <w:rPr>
-          <w:rFonts w:hint="eastAsia"/>
-          <w:lang w:val="en-US" w:eastAsia="zh-CN"/>
-        </w:rPr>
-        <w:t>模型素材：</w:t>
-      </w:r>
-    </w:p>
-    <w:p>
-      <w:pPr>
-        <w:ind w:firstLine="420" w:firstLineChars="0"/>
-        <w:rPr>
-          <w:rFonts w:hint="eastAsia"/>
-          <w:lang w:val="en-US" w:eastAsia="zh-CN"/>
-        </w:rPr>
-      </w:pPr>
-      <w:r>
-        <w:rPr>
-          <w:rFonts w:hint="eastAsia"/>
-          <w:lang w:val="en-US" w:eastAsia="zh-CN"/>
-        </w:rPr>
-        <w:t>模之屋</w:t>
-      </w:r>
-    </w:p>
-    <w:p>
-      <w:pPr>
-        <w:rPr>
-          <w:rFonts w:hint="default"/>
-          <w:lang w:val="en-US" w:eastAsia="zh-CN"/>
-        </w:rPr>
-      </w:pPr>
-    </w:p>
-    <w:p>
-      <w:pPr>
-        <w:rPr>
-          <w:rFonts w:hint="eastAsia"/>
-          <w:lang w:val="en-US" w:eastAsia="zh-CN"/>
-        </w:rPr>
-      </w:pPr>
-      <w:r>
-        <w:rPr>
-          <w:rFonts w:hint="eastAsia"/>
-          <w:lang w:val="en-US" w:eastAsia="zh-CN"/>
-        </w:rPr>
-        <w:t>动作素材</w:t>
-      </w:r>
-    </w:p>
-    <w:p>
-      <w:pPr>
-        <w:ind w:firstLine="420" w:firstLineChars="0"/>
-        <w:rPr>
-          <w:rFonts w:hint="eastAsia"/>
-          <w:lang w:val="en-US" w:eastAsia="zh-CN"/>
-        </w:rPr>
-      </w:pPr>
-      <w:r>
-        <w:rPr>
-          <w:rFonts w:hint="eastAsia"/>
-          <w:lang w:val="en-US" w:eastAsia="zh-CN"/>
-        </w:rPr>
-        <w:t>网络收集或者自己k</w:t>
-      </w:r>
-    </w:p>
-    <w:p>
-      <w:pPr>
-        <w:ind w:firstLine="420" w:firstLineChars="0"/>
-        <w:rPr>
-          <w:rFonts w:hint="default"/>
-          <w:lang w:val="en-US" w:eastAsia="zh-CN"/>
-        </w:rPr>
-      </w:pPr>
-      <w:r>
-        <w:rPr>
-          <w:rFonts w:hint="eastAsia"/>
-          <w:lang w:val="en-US" w:eastAsia="zh-CN"/>
-        </w:rPr>
-        <w:t>命名规则：</w:t>
-      </w:r>
-    </w:p>
-    <w:p>
-      <w:pPr>
-        <w:ind w:firstLine="420" w:firstLineChars="0"/>
-        <w:rPr>
-          <w:rFonts w:hint="eastAsia"/>
-          <w:lang w:val="en-US" w:eastAsia="zh-CN"/>
-        </w:rPr>
-      </w:pPr>
-    </w:p>
-    <w:p>
-      <w:pPr>
-        <w:rPr>
-          <w:rFonts w:hint="eastAsia"/>
-          <w:lang w:val="en-US" w:eastAsia="zh-CN"/>
-        </w:rPr>
-      </w:pPr>
-      <w:r>
-        <w:rPr>
-          <w:rFonts w:hint="eastAsia"/>
-          <w:lang w:val="en-US" w:eastAsia="zh-CN"/>
-        </w:rPr>
-        <w:t>组装：</w:t>
-      </w:r>
-    </w:p>
-    <w:p>
-      <w:pPr>
-        <w:ind w:firstLine="420" w:firstLineChars="0"/>
-        <w:rPr>
-          <w:rFonts w:hint="eastAsia"/>
-          <w:lang w:val="en-US" w:eastAsia="zh-CN"/>
-        </w:rPr>
-      </w:pPr>
-      <w:r>
-        <w:rPr>
-          <w:rFonts w:hint="eastAsia"/>
-          <w:lang w:val="en-US" w:eastAsia="zh-CN"/>
-        </w:rPr>
-        <w:t>人物预制体制作</w:t>
-      </w:r>
-    </w:p>
-    <w:p>
-      <w:pPr>
-        <w:ind w:firstLine="420" w:firstLineChars="0"/>
-        <w:rPr>
-          <w:rFonts w:hint="eastAsia"/>
-          <w:lang w:val="en-US" w:eastAsia="zh-CN"/>
-        </w:rPr>
-      </w:pPr>
-      <w:r>
-        <w:rPr>
-          <w:rFonts w:hint="eastAsia"/>
-          <w:lang w:val="en-US" w:eastAsia="zh-CN"/>
-        </w:rPr>
-        <w:t>打开xxxx文件夹</w:t>
-      </w:r>
-    </w:p>
-    <w:p>
-      <w:pPr>
-        <w:ind w:firstLine="420" w:firstLineChars="0"/>
-        <w:rPr>
-          <w:rFonts w:hint="eastAsia"/>
-          <w:lang w:val="en-US" w:eastAsia="zh-CN"/>
-        </w:rPr>
-      </w:pPr>
-      <w:r>
-        <w:rPr>
-          <w:rFonts w:hint="eastAsia"/>
-          <w:lang w:val="en-US" w:eastAsia="zh-CN"/>
-        </w:rPr>
-        <w:t>将模版组件</w:t>
-      </w:r>
-    </w:p>
-    <w:p>
-      <w:pPr>
-        <w:ind w:firstLine="420" w:firstLineChars="0"/>
-        <w:rPr>
-          <w:rFonts w:hint="eastAsia"/>
-          <w:lang w:val="en-US" w:eastAsia="zh-CN"/>
-        </w:rPr>
-      </w:pPr>
-      <w:r>
-        <w:rPr>
-          <w:rFonts w:hint="eastAsia"/>
-          <w:lang w:val="en-US" w:eastAsia="zh-CN"/>
-        </w:rPr>
-        <w:t>复制模板脚本（或者机制相似的人物）内容，重命名</w:t>
-      </w:r>
     </w:p>
     <w:p>
       <w:pPr>
@@ -595,12 +701,30 @@
       <w:lang w:val="en-US" w:eastAsia="zh-CN" w:bidi="ar-SA"/>
     </w:rPr>
   </w:style>
-  <w:style w:type="character" w:default="1" w:styleId="3">
+  <w:style w:type="paragraph" w:styleId="2">
+    <w:name w:val="heading 1"/>
+    <w:basedOn w:val="1"/>
+    <w:next w:val="1"/>
+    <w:qFormat/>
+    <w:uiPriority w:val="0"/>
+    <w:pPr>
+      <w:keepNext/>
+      <w:keepLines/>
+      <w:spacing w:before="340" w:beforeLines="0" w:beforeAutospacing="0" w:after="330" w:afterLines="0" w:afterAutospacing="0" w:line="576" w:lineRule="auto"/>
+      <w:outlineLvl w:val="0"/>
+    </w:pPr>
+    <w:rPr>
+      <w:b/>
+      <w:kern w:val="44"/>
+      <w:sz w:val="44"/>
+    </w:rPr>
+  </w:style>
+  <w:style w:type="character" w:default="1" w:styleId="4">
     <w:name w:val="Default Paragraph Font"/>
     <w:semiHidden/>
     <w:uiPriority w:val="0"/>
   </w:style>
-  <w:style w:type="table" w:default="1" w:styleId="2">
+  <w:style w:type="table" w:default="1" w:styleId="3">
     <w:name w:val="Normal Table"/>
     <w:semiHidden/>
     <w:uiPriority w:val="0"/>

--- a/合作指引.docx
+++ b/合作指引.docx
@@ -9,294 +9,32 @@
           <w:lang w:val="en-US" w:eastAsia="zh-CN"/>
         </w:rPr>
       </w:pPr>
-      <w:r>
-        <w:rPr>
-          <w:rFonts w:hint="eastAsia"/>
-          <w:lang w:val="en-US" w:eastAsia="zh-CN"/>
-        </w:rPr>
-        <w:t>添加新人物</w:t>
-      </w:r>
-    </w:p>
-    <w:p>
-      <w:pPr>
-        <w:rPr>
-          <w:rFonts w:hint="eastAsia"/>
-          <w:lang w:val="en-US" w:eastAsia="zh-CN"/>
-        </w:rPr>
-      </w:pPr>
-      <w:r>
-        <w:rPr>
-          <w:rFonts w:hint="eastAsia"/>
-          <w:lang w:val="en-US" w:eastAsia="zh-CN"/>
-        </w:rPr>
-        <w:t>工作流程</w:t>
-      </w:r>
-    </w:p>
-    <w:p>
-      <w:pPr>
-        <w:rPr>
-          <w:rFonts w:hint="eastAsia"/>
-          <w:lang w:val="en-US" w:eastAsia="zh-CN"/>
-        </w:rPr>
-      </w:pPr>
-      <w:r>
-        <w:rPr>
-          <w:rFonts w:hint="eastAsia"/>
-          <w:lang w:val="en-US" w:eastAsia="zh-CN"/>
-        </w:rPr>
-        <w:t>收集素材-》组装-》测试</w:t>
-      </w:r>
-    </w:p>
-    <w:p>
-      <w:pPr>
-        <w:rPr>
-          <w:rFonts w:hint="eastAsia"/>
-          <w:lang w:val="en-US" w:eastAsia="zh-CN"/>
-        </w:rPr>
-      </w:pPr>
-    </w:p>
-    <w:p>
-      <w:pPr>
-        <w:rPr>
-          <w:rFonts w:hint="eastAsia"/>
-          <w:lang w:val="en-US" w:eastAsia="zh-CN"/>
-        </w:rPr>
-      </w:pPr>
-      <w:r>
-        <w:rPr>
-          <w:rFonts w:hint="eastAsia"/>
-          <w:lang w:val="en-US" w:eastAsia="zh-CN"/>
-        </w:rPr>
-        <w:t>素材收集规范</w:t>
-      </w:r>
-    </w:p>
-    <w:p>
-      <w:pPr>
-        <w:rPr>
-          <w:rFonts w:hint="eastAsia"/>
-          <w:lang w:val="en-US" w:eastAsia="zh-CN"/>
-        </w:rPr>
-      </w:pPr>
-      <w:r>
-        <w:rPr>
-          <w:rFonts w:hint="eastAsia"/>
-          <w:lang w:val="en-US" w:eastAsia="zh-CN"/>
-        </w:rPr>
-        <w:t>图片素材：</w:t>
-      </w:r>
-    </w:p>
-    <w:p>
-      <w:pPr>
-        <w:rPr>
-          <w:rFonts w:hint="eastAsia"/>
-          <w:lang w:val="en-US" w:eastAsia="zh-CN"/>
-        </w:rPr>
-      </w:pPr>
-      <w:r>
-        <w:rPr>
-          <w:rFonts w:hint="eastAsia"/>
-          <w:lang w:val="en-US" w:eastAsia="zh-CN"/>
-        </w:rPr>
-        <w:t>语音素材：</w:t>
-      </w:r>
-    </w:p>
-    <w:p>
-      <w:pPr>
-        <w:rPr>
-          <w:rFonts w:hint="default"/>
-          <w:lang w:val="en-US" w:eastAsia="zh-CN"/>
-        </w:rPr>
-      </w:pPr>
-      <w:r>
-        <w:rPr>
-          <w:rFonts w:hint="eastAsia"/>
-          <w:lang w:val="en-US" w:eastAsia="zh-CN"/>
-        </w:rPr>
-        <w:t>音效素材：游戏内录制</w:t>
-      </w:r>
-    </w:p>
-    <w:p>
-      <w:pPr>
-        <w:ind w:firstLine="420" w:firstLineChars="0"/>
-        <w:rPr>
-          <w:rFonts w:hint="default"/>
-          <w:lang w:val="en-US" w:eastAsia="zh-CN"/>
-        </w:rPr>
-      </w:pPr>
-    </w:p>
-    <w:p>
-      <w:pPr>
-        <w:rPr>
-          <w:rFonts w:hint="eastAsia"/>
-          <w:lang w:val="en-US" w:eastAsia="zh-CN"/>
-        </w:rPr>
-      </w:pPr>
-      <w:r>
-        <w:rPr>
-          <w:rFonts w:hint="eastAsia"/>
-          <w:lang w:val="en-US" w:eastAsia="zh-CN"/>
-        </w:rPr>
-        <w:t>模型素材：</w:t>
-      </w:r>
-    </w:p>
-    <w:p>
-      <w:pPr>
-        <w:ind w:firstLine="420" w:firstLineChars="0"/>
-        <w:rPr>
-          <w:rFonts w:hint="eastAsia"/>
-          <w:lang w:val="en-US" w:eastAsia="zh-CN"/>
-        </w:rPr>
-      </w:pPr>
-      <w:r>
-        <w:rPr>
-          <w:rFonts w:hint="eastAsia"/>
-          <w:lang w:val="en-US" w:eastAsia="zh-CN"/>
-        </w:rPr>
-        <w:t>模之屋</w:t>
-      </w:r>
-    </w:p>
-    <w:p>
-      <w:pPr>
-        <w:rPr>
-          <w:rFonts w:hint="default"/>
-          <w:lang w:val="en-US" w:eastAsia="zh-CN"/>
-        </w:rPr>
-      </w:pPr>
-    </w:p>
-    <w:p>
-      <w:pPr>
-        <w:rPr>
-          <w:rFonts w:hint="eastAsia"/>
-          <w:lang w:val="en-US" w:eastAsia="zh-CN"/>
-        </w:rPr>
-      </w:pPr>
-      <w:r>
-        <w:rPr>
-          <w:rFonts w:hint="eastAsia"/>
-          <w:lang w:val="en-US" w:eastAsia="zh-CN"/>
-        </w:rPr>
-        <w:t>动作素材</w:t>
-      </w:r>
-    </w:p>
-    <w:p>
-      <w:pPr>
-        <w:ind w:firstLine="420" w:firstLineChars="0"/>
-        <w:rPr>
-          <w:rFonts w:hint="eastAsia"/>
-          <w:lang w:val="en-US" w:eastAsia="zh-CN"/>
-        </w:rPr>
-      </w:pPr>
-      <w:r>
-        <w:rPr>
-          <w:rFonts w:hint="eastAsia"/>
-          <w:lang w:val="en-US" w:eastAsia="zh-CN"/>
-        </w:rPr>
-        <w:t>网络收集或者自己k</w:t>
-      </w:r>
-    </w:p>
-    <w:p>
-      <w:pPr>
-        <w:ind w:firstLine="420" w:firstLineChars="0"/>
-        <w:rPr>
-          <w:rFonts w:hint="default"/>
-          <w:lang w:val="en-US" w:eastAsia="zh-CN"/>
-        </w:rPr>
-      </w:pPr>
-      <w:r>
-        <w:rPr>
-          <w:rFonts w:hint="eastAsia"/>
-          <w:lang w:val="en-US" w:eastAsia="zh-CN"/>
-        </w:rPr>
-        <w:t>命名规则：</w:t>
-      </w:r>
-    </w:p>
-    <w:p>
-      <w:pPr>
-        <w:ind w:firstLine="420" w:firstLineChars="0"/>
-        <w:rPr>
-          <w:rFonts w:hint="eastAsia"/>
-          <w:lang w:val="en-US" w:eastAsia="zh-CN"/>
-        </w:rPr>
-      </w:pPr>
-    </w:p>
-    <w:p>
-      <w:pPr>
-        <w:rPr>
-          <w:rFonts w:hint="eastAsia"/>
-          <w:lang w:val="en-US" w:eastAsia="zh-CN"/>
-        </w:rPr>
-      </w:pPr>
-      <w:r>
-        <w:rPr>
-          <w:rFonts w:hint="eastAsia"/>
-          <w:lang w:val="en-US" w:eastAsia="zh-CN"/>
-        </w:rPr>
-        <w:t>组装：</w:t>
-      </w:r>
-    </w:p>
-    <w:p>
-      <w:pPr>
-        <w:ind w:firstLine="420" w:firstLineChars="0"/>
-        <w:rPr>
-          <w:rFonts w:hint="eastAsia"/>
-          <w:lang w:val="en-US" w:eastAsia="zh-CN"/>
-        </w:rPr>
-      </w:pPr>
-      <w:r>
-        <w:rPr>
-          <w:rFonts w:hint="eastAsia"/>
-          <w:lang w:val="en-US" w:eastAsia="zh-CN"/>
-        </w:rPr>
-        <w:t>人物预制体制作</w:t>
-      </w:r>
-    </w:p>
-    <w:p>
-      <w:pPr>
-        <w:ind w:firstLine="420" w:firstLineChars="0"/>
-        <w:rPr>
-          <w:rFonts w:hint="eastAsia"/>
-          <w:lang w:val="en-US" w:eastAsia="zh-CN"/>
-        </w:rPr>
-      </w:pPr>
-      <w:r>
-        <w:rPr>
-          <w:rFonts w:hint="eastAsia"/>
-          <w:lang w:val="en-US" w:eastAsia="zh-CN"/>
-        </w:rPr>
-        <w:t>打开xxxx文件夹</w:t>
-      </w:r>
-    </w:p>
-    <w:p>
-      <w:pPr>
-        <w:ind w:firstLine="420" w:firstLineChars="0"/>
-        <w:rPr>
-          <w:rFonts w:hint="eastAsia"/>
-          <w:lang w:val="en-US" w:eastAsia="zh-CN"/>
-        </w:rPr>
-      </w:pPr>
-      <w:r>
-        <w:rPr>
-          <w:rFonts w:hint="eastAsia"/>
-          <w:lang w:val="en-US" w:eastAsia="zh-CN"/>
-        </w:rPr>
-        <w:t>将模版组件</w:t>
-      </w:r>
-    </w:p>
-    <w:p>
-      <w:pPr>
-        <w:ind w:firstLine="420" w:firstLineChars="0"/>
-        <w:rPr>
-          <w:rFonts w:hint="eastAsia"/>
-          <w:lang w:val="en-US" w:eastAsia="zh-CN"/>
-        </w:rPr>
-      </w:pPr>
-      <w:r>
-        <w:rPr>
-          <w:rFonts w:hint="eastAsia"/>
-          <w:lang w:val="en-US" w:eastAsia="zh-CN"/>
-        </w:rPr>
-        <w:t>复制模板脚本（或者机制相似的人物）内容，重命名</w:t>
-      </w:r>
+    </w:p>
+    <w:p>
+      <w:pPr>
+        <w:ind w:firstLine="420" w:firstLineChars="0"/>
+        <w:rPr>
+          <w:rFonts w:hint="default"/>
+          <w:lang w:val="en-US" w:eastAsia="zh-CN"/>
+        </w:rPr>
+      </w:pPr>
+    </w:p>
+    <w:p>
+      <w:pPr>
+        <w:rPr>
+          <w:rFonts w:hint="default"/>
+          <w:lang w:val="en-US" w:eastAsia="zh-CN"/>
+        </w:rPr>
+      </w:pPr>
+    </w:p>
+    <w:p>
+      <w:pPr>
+        <w:ind w:firstLine="420" w:firstLineChars="0"/>
+        <w:rPr>
+          <w:rFonts w:hint="eastAsia"/>
+          <w:lang w:val="en-US" w:eastAsia="zh-CN"/>
+        </w:rPr>
+      </w:pPr>
     </w:p>
     <w:p>
       <w:pPr>
@@ -312,20 +50,62 @@
           <w:rFonts w:hint="eastAsia"/>
           <w:lang w:val="en-US" w:eastAsia="zh-CN"/>
         </w:rPr>
-        <w:t>新人物接入流程</w:t>
-      </w:r>
-    </w:p>
-    <w:p>
-      <w:pPr>
-        <w:ind w:firstLine="420" w:firstLineChars="0"/>
-        <w:rPr>
-          <w:rFonts w:hint="eastAsia"/>
-          <w:lang w:val="en-US" w:eastAsia="zh-CN"/>
-        </w:rPr>
-      </w:pPr>
-      <w:r>
-        <w:rPr>
-          <w:rFonts w:hint="eastAsia"/>
+        <w:t>角色添加流程</w:t>
+      </w:r>
+    </w:p>
+    <w:p>
+      <w:pPr>
+        <w:rPr>
+          <w:rFonts w:hint="default"/>
+          <w:lang w:val="en-US" w:eastAsia="zh-CN"/>
+        </w:rPr>
+      </w:pPr>
+      <w:r>
+        <w:rPr>
+          <w:rFonts w:hint="eastAsia"/>
+          <w:lang w:val="en-US" w:eastAsia="zh-CN"/>
+        </w:rPr>
+        <w:t>流程步骤</w:t>
+      </w:r>
+    </w:p>
+    <w:p>
+      <w:pPr>
+        <w:rPr>
+          <w:rFonts w:hint="eastAsia"/>
+          <w:lang w:val="en-US" w:eastAsia="zh-CN"/>
+        </w:rPr>
+      </w:pPr>
+      <w:r>
+        <w:rPr>
+          <w:rFonts w:hint="eastAsia"/>
+          <w:lang w:val="en-US" w:eastAsia="zh-CN"/>
+        </w:rPr>
+        <w:t>收集素材-》游戏内组装-》测试</w:t>
+      </w:r>
+    </w:p>
+    <w:p>
+      <w:pPr>
+        <w:rPr>
+          <w:rFonts w:hint="eastAsia"/>
+          <w:lang w:val="en-US" w:eastAsia="zh-CN"/>
+        </w:rPr>
+      </w:pPr>
+    </w:p>
+    <w:p>
+      <w:pPr>
+        <w:ind w:firstLine="420" w:firstLineChars="0"/>
+        <w:rPr>
+          <w:rFonts w:hint="eastAsia"/>
+          <w:b/>
+          <w:bCs/>
+          <w:lang w:val="en-US" w:eastAsia="zh-CN"/>
+        </w:rPr>
+      </w:pPr>
+      <w:r>
+        <w:rPr>
+          <w:rFonts w:hint="eastAsia"/>
+          <w:b/>
+          <w:bCs/>
           <w:lang w:val="en-US" w:eastAsia="zh-CN"/>
         </w:rPr>
         <w:t>1收集素材</w:t>
@@ -333,18 +113,87 @@
     </w:p>
     <w:p>
       <w:pPr>
-        <w:ind w:firstLine="420" w:firstLineChars="0"/>
-        <w:rPr>
-          <w:rFonts w:hint="eastAsia"/>
-          <w:lang w:val="en-US" w:eastAsia="zh-CN"/>
-        </w:rPr>
-      </w:pPr>
-      <w:r>
-        <w:rPr>
-          <w:rFonts w:hint="eastAsia"/>
-          <w:lang w:val="en-US" w:eastAsia="zh-CN"/>
-        </w:rPr>
-        <w:t>模型下载：</w:t>
+        <w:rPr>
+          <w:rFonts w:hint="eastAsia"/>
+          <w:lang w:val="en-US" w:eastAsia="zh-CN"/>
+        </w:rPr>
+      </w:pPr>
+      <w:r>
+        <w:rPr>
+          <w:rFonts w:hint="eastAsia"/>
+          <w:lang w:val="en-US" w:eastAsia="zh-CN"/>
+        </w:rPr>
+        <w:t>素材收集规范</w:t>
+      </w:r>
+    </w:p>
+    <w:p>
+      <w:pPr>
+        <w:rPr>
+          <w:rFonts w:hint="default"/>
+          <w:lang w:val="en-US" w:eastAsia="zh-CN"/>
+        </w:rPr>
+      </w:pPr>
+      <w:r>
+        <w:rPr>
+          <w:rFonts w:hint="eastAsia"/>
+          <w:lang w:val="en-US" w:eastAsia="zh-CN"/>
+        </w:rPr>
+        <w:t>图片素材：角色大图，角色头像，技能图标</w:t>
+      </w:r>
+    </w:p>
+    <w:p>
+      <w:pPr>
+        <w:rPr>
+          <w:rFonts w:hint="default"/>
+          <w:lang w:val="en-US" w:eastAsia="zh-CN"/>
+        </w:rPr>
+      </w:pPr>
+      <w:r>
+        <w:rPr>
+          <w:rFonts w:hint="eastAsia"/>
+          <w:lang w:val="en-US" w:eastAsia="zh-CN"/>
+        </w:rPr>
+        <w:t>语音素材：普攻语音</w:t>
+      </w:r>
+    </w:p>
+    <w:p>
+      <w:pPr>
+        <w:rPr>
+          <w:rFonts w:hint="default"/>
+          <w:lang w:val="en-US" w:eastAsia="zh-CN"/>
+        </w:rPr>
+      </w:pPr>
+      <w:r>
+        <w:rPr>
+          <w:rFonts w:hint="eastAsia"/>
+          <w:lang w:val="en-US" w:eastAsia="zh-CN"/>
+        </w:rPr>
+        <w:t>音效素材：游戏内录制</w:t>
+      </w:r>
+    </w:p>
+    <w:p>
+      <w:pPr>
+        <w:ind w:firstLine="420" w:firstLineChars="0"/>
+        <w:rPr>
+          <w:rFonts w:hint="eastAsia"/>
+          <w:lang w:val="en-US" w:eastAsia="zh-CN"/>
+        </w:rPr>
+      </w:pPr>
+    </w:p>
+    <w:p>
+      <w:pPr>
+        <w:ind w:firstLine="420" w:firstLineChars="0"/>
+        <w:rPr>
+          <w:rFonts w:hint="eastAsia"/>
+          <w:lang w:val="en-US" w:eastAsia="zh-CN"/>
+        </w:rPr>
+      </w:pPr>
+      <w:r>
+        <w:rPr>
+          <w:rFonts w:hint="eastAsia"/>
+          <w:lang w:val="en-US" w:eastAsia="zh-CN"/>
+        </w:rPr>
+        <w:t>模型下载：模之屋</w:t>
       </w:r>
     </w:p>
     <w:p>
@@ -393,18 +242,441 @@
           <w:lang w:val="en-US" w:eastAsia="zh-CN"/>
         </w:rPr>
         <w:t>代码和脚本</w:t>
+      </w:r>
+    </w:p>
+    <w:p>
+      <w:pPr>
+        <w:rPr>
+          <w:rFonts w:hint="eastAsia"/>
+          <w:lang w:val="en-US" w:eastAsia="zh-CN"/>
+        </w:rPr>
+      </w:pPr>
+      <w:r>
+        <w:rPr>
+          <w:rFonts w:hint="eastAsia"/>
+          <w:lang w:val="en-US" w:eastAsia="zh-CN"/>
+        </w:rPr>
+        <w:t>动作素材</w:t>
+      </w:r>
+    </w:p>
+    <w:p>
+      <w:pPr>
+        <w:ind w:firstLine="420" w:firstLineChars="0"/>
+        <w:rPr>
+          <w:rFonts w:hint="eastAsia"/>
+          <w:lang w:val="en-US" w:eastAsia="zh-CN"/>
+        </w:rPr>
+      </w:pPr>
+      <w:r>
+        <w:rPr>
+          <w:rFonts w:hint="eastAsia"/>
+          <w:lang w:val="en-US" w:eastAsia="zh-CN"/>
+        </w:rPr>
+        <w:t>网络收集或者自己k</w:t>
+      </w:r>
+    </w:p>
+    <w:p>
+      <w:pPr>
+        <w:ind w:firstLine="420" w:firstLineChars="0"/>
+        <w:rPr>
+          <w:rFonts w:hint="default"/>
+          <w:lang w:val="en-US" w:eastAsia="zh-CN"/>
+        </w:rPr>
+      </w:pPr>
+      <w:r>
+        <w:rPr>
+          <w:rFonts w:hint="eastAsia"/>
+          <w:lang w:val="en-US" w:eastAsia="zh-CN"/>
+        </w:rPr>
+        <w:t>命名规则：</w:t>
+      </w:r>
+    </w:p>
+    <w:p>
+      <w:pPr>
+        <w:ind w:firstLine="420" w:firstLineChars="0"/>
+        <w:rPr>
+          <w:rFonts w:hint="default"/>
+          <w:lang w:val="en-US" w:eastAsia="zh-CN"/>
+        </w:rPr>
+      </w:pPr>
+    </w:p>
+    <w:p>
+      <w:pPr>
+        <w:rPr>
+          <w:rFonts w:hint="eastAsia"/>
+          <w:lang w:val="en-US" w:eastAsia="zh-CN"/>
+        </w:rPr>
+      </w:pPr>
+      <w:r>
+        <w:rPr>
+          <w:rFonts w:hint="eastAsia"/>
+          <w:lang w:val="en-US" w:eastAsia="zh-CN"/>
+        </w:rPr>
+        <w:t>组装：</w:t>
+      </w:r>
+    </w:p>
+    <w:p>
+      <w:pPr>
+        <w:ind w:firstLine="420" w:firstLineChars="0"/>
+        <w:rPr>
+          <w:rFonts w:hint="default"/>
+          <w:lang w:val="en-US" w:eastAsia="zh-CN"/>
+        </w:rPr>
+      </w:pPr>
+      <w:r>
+        <w:rPr>
+          <w:rFonts w:hint="eastAsia"/>
+          <w:lang w:val="en-US" w:eastAsia="zh-CN"/>
+        </w:rPr>
+        <w:t>素材放置：</w:t>
+      </w:r>
+    </w:p>
+    <w:p>
+      <w:pPr>
+        <w:ind w:firstLine="420" w:firstLineChars="0"/>
+        <w:rPr>
+          <w:rFonts w:hint="eastAsia"/>
+          <w:lang w:val="en-US" w:eastAsia="zh-CN"/>
+        </w:rPr>
+      </w:pPr>
+      <w:r>
+        <w:rPr>
+          <w:rFonts w:hint="eastAsia"/>
+          <w:lang w:val="en-US" w:eastAsia="zh-CN"/>
+        </w:rPr>
+        <w:t>人物模型放入xxx文件夹</w:t>
+      </w:r>
+    </w:p>
+    <w:p>
+      <w:pPr>
+        <w:ind w:firstLine="420" w:firstLineChars="0"/>
+        <w:rPr>
+          <w:rFonts w:hint="eastAsia"/>
+          <w:lang w:val="en-US" w:eastAsia="zh-CN"/>
+        </w:rPr>
+      </w:pPr>
+      <w:r>
+        <w:rPr>
+          <w:rFonts w:hint="eastAsia"/>
+          <w:lang w:val="en-US" w:eastAsia="zh-CN"/>
+        </w:rPr>
+        <w:t>语音放入xxx文件夹</w:t>
+      </w:r>
+    </w:p>
+    <w:p>
+      <w:pPr>
+        <w:ind w:firstLine="420" w:firstLineChars="0"/>
+        <w:rPr>
+          <w:rFonts w:hint="eastAsia"/>
+          <w:lang w:val="en-US" w:eastAsia="zh-CN"/>
+        </w:rPr>
+      </w:pPr>
+      <w:r>
+        <w:rPr>
+          <w:rFonts w:hint="eastAsia"/>
+          <w:lang w:val="en-US" w:eastAsia="zh-CN"/>
+        </w:rPr>
+        <w:t>音效放入xxx文件夹</w:t>
+      </w:r>
+    </w:p>
+    <w:p>
+      <w:pPr>
+        <w:ind w:firstLine="420" w:firstLineChars="0"/>
+        <w:rPr>
+          <w:rFonts w:hint="default"/>
+          <w:lang w:val="en-US" w:eastAsia="zh-CN"/>
+        </w:rPr>
+      </w:pPr>
+      <w:r>
+        <w:rPr>
+          <w:rFonts w:hint="eastAsia"/>
+          <w:lang w:val="en-US" w:eastAsia="zh-CN"/>
+        </w:rPr>
+        <w:t>模型处理：</w:t>
+      </w:r>
+    </w:p>
+    <w:p>
+      <w:pPr>
+        <w:ind w:firstLine="420" w:firstLineChars="0"/>
+        <w:rPr>
+          <w:rFonts w:hint="eastAsia"/>
+          <w:lang w:val="en-US" w:eastAsia="zh-CN"/>
+        </w:rPr>
+      </w:pPr>
+      <w:r>
+        <w:rPr>
+          <w:rFonts w:hint="eastAsia"/>
+          <w:lang w:val="en-US" w:eastAsia="zh-CN"/>
+        </w:rPr>
+        <w:t>人物预制体制作：</w:t>
+      </w:r>
+    </w:p>
+    <w:p>
+      <w:pPr>
+        <w:ind w:firstLine="420" w:firstLineChars="0"/>
+        <w:rPr>
+          <w:rFonts w:hint="eastAsia"/>
+          <w:lang w:val="en-US" w:eastAsia="zh-CN"/>
+        </w:rPr>
+      </w:pPr>
+      <w:r>
+        <w:rPr>
+          <w:rFonts w:hint="eastAsia"/>
+          <w:lang w:val="en-US" w:eastAsia="zh-CN"/>
+        </w:rPr>
+        <w:t>打开xxxx文件夹</w:t>
+      </w:r>
+    </w:p>
+    <w:p>
+      <w:pPr>
+        <w:ind w:firstLine="420" w:firstLineChars="0"/>
+        <w:rPr>
+          <w:rFonts w:hint="eastAsia"/>
+          <w:lang w:val="en-US" w:eastAsia="zh-CN"/>
+        </w:rPr>
+      </w:pPr>
+      <w:r>
+        <w:rPr>
+          <w:rFonts w:hint="eastAsia"/>
+          <w:lang w:val="en-US" w:eastAsia="zh-CN"/>
+        </w:rPr>
+        <w:t>将模版组件</w:t>
+      </w:r>
+    </w:p>
+    <w:p>
+      <w:pPr>
+        <w:ind w:firstLine="420" w:firstLineChars="0"/>
+        <w:rPr>
+          <w:rFonts w:hint="eastAsia"/>
+          <w:lang w:val="en-US" w:eastAsia="zh-CN"/>
+        </w:rPr>
+      </w:pPr>
+      <w:r>
+        <w:rPr>
+          <w:rFonts w:hint="eastAsia"/>
+          <w:lang w:val="en-US" w:eastAsia="zh-CN"/>
+        </w:rPr>
+        <w:t>复制模板脚本（或者机制相似的人物）内容，重命名</w:t>
+      </w:r>
+    </w:p>
+    <w:p>
+      <w:pPr>
+        <w:ind w:firstLine="420" w:firstLineChars="0"/>
+        <w:rPr>
+          <w:rFonts w:hint="eastAsia"/>
+          <w:lang w:val="en-US" w:eastAsia="zh-CN"/>
+        </w:rPr>
+      </w:pPr>
+      <w:r>
+        <w:rPr>
+          <w:rFonts w:hint="eastAsia"/>
+          <w:lang w:val="en-US" w:eastAsia="zh-CN"/>
+        </w:rPr>
+        <w:t>测试：</w:t>
+      </w:r>
+    </w:p>
+    <w:p>
+      <w:pPr>
+        <w:ind w:firstLine="420" w:firstLineChars="0"/>
+        <w:rPr>
+          <w:rFonts w:hint="eastAsia"/>
+          <w:lang w:val="en-US" w:eastAsia="zh-CN"/>
+        </w:rPr>
+      </w:pPr>
+      <w:r>
+        <w:rPr>
+          <w:rFonts w:hint="eastAsia"/>
+          <w:lang w:val="en-US" w:eastAsia="zh-CN"/>
+        </w:rPr>
+        <w:t>局外测试</w:t>
+      </w:r>
+    </w:p>
+    <w:p>
+      <w:pPr>
+        <w:ind w:firstLine="420" w:firstLineChars="0"/>
+        <w:rPr>
+          <w:rFonts w:hint="eastAsia"/>
+          <w:lang w:val="en-US" w:eastAsia="zh-CN"/>
+        </w:rPr>
+      </w:pPr>
+      <w:r>
+        <w:rPr>
+          <w:rFonts w:hint="eastAsia"/>
+          <w:lang w:val="en-US" w:eastAsia="zh-CN"/>
+        </w:rPr>
+        <w:t>局内测试</w:t>
+      </w:r>
+    </w:p>
+    <w:p>
+      <w:pPr>
+        <w:pStyle w:val="2"/>
+        <w:bidi w:val="0"/>
+        <w:rPr>
+          <w:rFonts w:hint="eastAsia"/>
+          <w:lang w:val="en-US" w:eastAsia="zh-CN"/>
+        </w:rPr>
+      </w:pPr>
+      <w:r>
+        <w:rPr>
+          <w:rFonts w:hint="eastAsia"/>
+          <w:lang w:val="en-US" w:eastAsia="zh-CN"/>
+        </w:rPr>
+        <w:t>Buff添加流程</w:t>
+      </w:r>
+    </w:p>
+    <w:p>
+      <w:pPr>
+        <w:rPr>
+          <w:rFonts w:hint="eastAsia"/>
+          <w:lang w:val="en-US" w:eastAsia="zh-CN"/>
+        </w:rPr>
+      </w:pPr>
+      <w:r>
+        <w:rPr>
+          <w:rFonts w:hint="eastAsia"/>
+          <w:lang w:val="en-US" w:eastAsia="zh-CN"/>
+        </w:rPr>
+        <w:t>Buff数据配置</w:t>
+      </w:r>
+    </w:p>
+    <w:p>
+      <w:pPr>
+        <w:rPr>
+          <w:rFonts w:hint="default"/>
+          <w:lang w:val="en-US" w:eastAsia="zh-CN"/>
+        </w:rPr>
+      </w:pPr>
+      <w:r>
+        <w:rPr>
+          <w:rFonts w:hint="eastAsia"/>
+          <w:lang w:val="en-US" w:eastAsia="zh-CN"/>
+        </w:rPr>
+        <w:t>设置事件标签，卡图，边框颜色，剧情流程等</w:t>
+      </w:r>
+    </w:p>
+    <w:p>
+      <w:pPr>
+        <w:rPr>
+          <w:rFonts w:hint="eastAsia"/>
+          <w:lang w:val="en-US" w:eastAsia="zh-CN"/>
+        </w:rPr>
+      </w:pPr>
+      <w:r>
+        <w:rPr>
+          <w:rFonts w:hint="eastAsia"/>
+          <w:lang w:val="en-US" w:eastAsia="zh-CN"/>
+        </w:rPr>
+        <w:t>Buff</w:t>
       </w:r>
       <w:bookmarkStart w:id="0" w:name="_GoBack"/>
       <w:bookmarkEnd w:id="0"/>
-    </w:p>
-    <w:p>
-      <w:pPr>
-        <w:ind w:firstLine="420" w:firstLineChars="0"/>
-        <w:rPr>
-          <w:rFonts w:hint="default"/>
-          <w:lang w:val="en-US" w:eastAsia="zh-CN"/>
-        </w:rPr>
-      </w:pPr>
+      <w:r>
+        <w:rPr>
+          <w:rFonts w:hint="eastAsia"/>
+          <w:lang w:val="en-US" w:eastAsia="zh-CN"/>
+        </w:rPr>
+        <w:t>代码配置</w:t>
+      </w:r>
+    </w:p>
+    <w:p>
+      <w:pPr>
+        <w:rPr>
+          <w:rFonts w:hint="default"/>
+          <w:lang w:val="en-US" w:eastAsia="zh-CN"/>
+        </w:rPr>
+      </w:pPr>
+      <w:r>
+        <w:rPr>
+          <w:rFonts w:hint="eastAsia"/>
+          <w:lang w:val="en-US" w:eastAsia="zh-CN"/>
+        </w:rPr>
+        <w:t>绑定事件标签到具体事件对象，可设置设置选项激活条件，可设置交互响应，如获得道具，激活成就等</w:t>
+      </w:r>
+    </w:p>
+    <w:p>
+      <w:pPr>
+        <w:rPr>
+          <w:rFonts w:hint="eastAsia"/>
+          <w:lang w:val="en-US" w:eastAsia="zh-CN"/>
+        </w:rPr>
+      </w:pPr>
+    </w:p>
+    <w:p>
+      <w:pPr>
+        <w:pStyle w:val="2"/>
+        <w:bidi w:val="0"/>
+        <w:rPr>
+          <w:rFonts w:hint="eastAsia"/>
+          <w:lang w:val="en-US" w:eastAsia="zh-CN"/>
+        </w:rPr>
+      </w:pPr>
+      <w:r>
+        <w:rPr>
+          <w:rFonts w:hint="eastAsia"/>
+          <w:lang w:val="en-US" w:eastAsia="zh-CN"/>
+        </w:rPr>
+        <w:t>事件添加流程</w:t>
+      </w:r>
+    </w:p>
+    <w:p>
+      <w:pPr>
+        <w:rPr>
+          <w:rFonts w:hint="eastAsia"/>
+          <w:lang w:val="en-US" w:eastAsia="zh-CN"/>
+        </w:rPr>
+      </w:pPr>
+      <w:r>
+        <w:rPr>
+          <w:rFonts w:hint="eastAsia"/>
+          <w:lang w:val="en-US" w:eastAsia="zh-CN"/>
+        </w:rPr>
+        <w:t>事件数据配置</w:t>
+      </w:r>
+    </w:p>
+    <w:p>
+      <w:pPr>
+        <w:rPr>
+          <w:rFonts w:hint="default"/>
+          <w:lang w:val="en-US" w:eastAsia="zh-CN"/>
+        </w:rPr>
+      </w:pPr>
+      <w:r>
+        <w:rPr>
+          <w:rFonts w:hint="eastAsia"/>
+          <w:lang w:val="en-US" w:eastAsia="zh-CN"/>
+        </w:rPr>
+        <w:t>设置事件标签，卡图，边框颜色，剧情流程等</w:t>
+      </w:r>
+    </w:p>
+    <w:p>
+      <w:pPr>
+        <w:rPr>
+          <w:rFonts w:hint="eastAsia"/>
+          <w:lang w:val="en-US" w:eastAsia="zh-CN"/>
+        </w:rPr>
+      </w:pPr>
+      <w:r>
+        <w:rPr>
+          <w:rFonts w:hint="eastAsia"/>
+          <w:lang w:val="en-US" w:eastAsia="zh-CN"/>
+        </w:rPr>
+        <w:t>事件代码配置</w:t>
+      </w:r>
+    </w:p>
+    <w:p>
+      <w:pPr>
+        <w:rPr>
+          <w:rFonts w:hint="default"/>
+          <w:lang w:val="en-US" w:eastAsia="zh-CN"/>
+        </w:rPr>
+      </w:pPr>
+      <w:r>
+        <w:rPr>
+          <w:rFonts w:hint="eastAsia"/>
+          <w:lang w:val="en-US" w:eastAsia="zh-CN"/>
+        </w:rPr>
+        <w:t>绑定事件标签到具体事件对象，可设置设置选项激活条件，可设置交互响应，如获得道具，激活成就等</w:t>
+      </w:r>
     </w:p>
     <w:p>
       <w:pPr>
@@ -501,7 +773,7 @@
     <w:lsdException w:qFormat="1" w:unhideWhenUsed="0" w:uiPriority="0" w:semiHidden="0" w:name="Title"/>
     <w:lsdException w:unhideWhenUsed="0" w:uiPriority="0" w:semiHidden="0" w:name="Closing"/>
     <w:lsdException w:unhideWhenUsed="0" w:uiPriority="0" w:semiHidden="0" w:name="Signature"/>
-    <w:lsdException w:unhideWhenUsed="0" w:uiPriority="0" w:name="Default Paragraph Font"/>
+    <w:lsdException w:qFormat="1" w:unhideWhenUsed="0" w:uiPriority="0" w:name="Default Paragraph Font"/>
     <w:lsdException w:unhideWhenUsed="0" w:uiPriority="0" w:semiHidden="0" w:name="Body Text"/>
     <w:lsdException w:unhideWhenUsed="0" w:uiPriority="0" w:semiHidden="0" w:name="Body Text Indent"/>
     <w:lsdException w:unhideWhenUsed="0" w:uiPriority="0" w:semiHidden="0" w:name="List Continue"/>
@@ -539,7 +811,7 @@
     <w:lsdException w:unhideWhenUsed="0" w:uiPriority="0" w:semiHidden="0" w:name="HTML Sample"/>
     <w:lsdException w:unhideWhenUsed="0" w:uiPriority="0" w:semiHidden="0" w:name="HTML Typewriter"/>
     <w:lsdException w:unhideWhenUsed="0" w:uiPriority="0" w:semiHidden="0" w:name="HTML Variable"/>
-    <w:lsdException w:unhideWhenUsed="0" w:uiPriority="0" w:name="Normal Table"/>
+    <w:lsdException w:qFormat="1" w:unhideWhenUsed="0" w:uiPriority="0" w:name="Normal Table"/>
     <w:lsdException w:unhideWhenUsed="0" w:uiPriority="0" w:semiHidden="0" w:name="annotation subject"/>
     <w:lsdException w:unhideWhenUsed="0" w:uiPriority="0" w:semiHidden="0" w:name="Table Simple 1"/>
     <w:lsdException w:unhideWhenUsed="0" w:uiPriority="0" w:semiHidden="0" w:name="Table Simple 2"/>
@@ -722,11 +994,13 @@
   <w:style w:type="character" w:default="1" w:styleId="4">
     <w:name w:val="Default Paragraph Font"/>
     <w:semiHidden/>
+    <w:qFormat/>
     <w:uiPriority w:val="0"/>
   </w:style>
   <w:style w:type="table" w:default="1" w:styleId="3">
     <w:name w:val="Normal Table"/>
     <w:semiHidden/>
+    <w:qFormat/>
     <w:uiPriority w:val="0"/>
     <w:tblPr>
       <w:tblCellMar>
